--- a/backend/data/sample_brds/BRD-002-Income-Verification-Enhancement.docx
+++ b/backend/data/sample_brds/BRD-002-Income-Verification-Enhancement.docx
@@ -159,7 +159,7 @@
               <w:rPr>
                 <w:sz w:val="20"/>
               </w:rPr>
-              <w:t>Anita Kulkarni, Credit Policy Manager</w:t>
+              <w:t>Jennifer Martinez, Credit Policy Manager</w:t>
             </w:r>
           </w:p>
         </w:tc>
@@ -238,12 +238,12 @@
     </w:p>
     <w:p>
       <w:r>
-        <w:t>This document outlines proposed enhancements to the income and banking verification standards applied to personal loan applications. The changes focus on three areas: establishing a minimum income requirement for high-value loans, tightening the salary credit consistency threshold, and introducing a banking stability floor.</w:t>
+        <w:t>This document outlines proposed enhancements to the income and banking verification standards applied to personal loan applications. The changes focus on three areas: establishing a minimum income requirement for high-value loans, tightening the direct deposit consistency threshold, and introducing a banking stability floor.</w:t>
       </w:r>
     </w:p>
     <w:p>
       <w:r>
-        <w:t>These measures are intended to strengthen the quality of income verification signals used in the underwriting process, particularly for larger loan exposures where the cost of default is proportionally higher. The changes build upon recent improvements in banking data availability through Account Aggregator integrations.</w:t>
+        <w:t>These measures are intended to strengthen the quality of income verification signals used in the underwriting process, particularly for larger loan exposures where the cost of default is proportionally higher. The changes build upon recent improvements in banking data availability through open banking aggregator (Plaid / MX / Finicity) integrations.</w:t>
       </w:r>
     </w:p>
     <w:p>
@@ -256,12 +256,12 @@
     </w:p>
     <w:p>
       <w:r>
-        <w:t>Post-pandemic lending data reveals a growing segment of borrowers who qualify on bureau score alone but whose income stability metrics indicate elevated repayment risk. In particular, high-value personal loans (above INR 1,50,000) originated to borrowers with monthly income below INR 50,000 have exhibited a 60+ DPD rate that is 2.3x the portfolio average.</w:t>
+        <w:t>Post-pandemic lending data reveals a growing segment of borrowers who qualify on bureau score alone but whose income stability metrics indicate elevated repayment risk. In particular, high-value personal loans (above $7,500) originated to borrowers with monthly income below $8,000 have exhibited a 60+ DPD rate that is 2.3x the portfolio average.</w:t>
       </w:r>
     </w:p>
     <w:p>
       <w:r>
-        <w:t>Furthermore, relaxed salary consistency thresholds introduced during COVID concessions (0.80) have not been revisited despite a return to normalised labour market conditions. Restoring a higher threshold of 0.85 aligns with the pre-pandemic standard and is supported by current risk analytics.</w:t>
+        <w:t>Furthermore, relaxed direct deposit consistency thresholds introduced during COVID concessions (0.80) have not been revisited despite a return to normalized labor market conditions. Restoring a higher threshold of 0.85 aligns with the pre-pandemic standard and is supported by current risk analytics.</w:t>
       </w:r>
     </w:p>
     <w:p>
@@ -541,7 +541,7 @@
     </w:p>
     <w:p>
       <w:r>
-        <w:t>A new eligibility rule shall be introduced requiring that applicants requesting a loan amount (desired_amount) exceeding 150,000 must demonstrate a monthly_income of at least 50,000. Applications that do not meet this combined condition will be rejected.</w:t>
+        <w:t>A new eligibility rule shall be introduced requiring that applicants requesting a loan amount (desired_amount) exceeding 7,500 must demonstrate a monthly_income of at least 8,000. Applications that do not meet this combined condition will be rejected.</w:t>
       </w:r>
     </w:p>
     <w:tbl>
@@ -614,7 +614,7 @@
               <w:rPr>
                 <w:sz w:val="20"/>
               </w:rPr>
-              <w:t>desired_amount &gt; 150000 AND monthly_income &lt; 50000</w:t>
+              <w:t>desired_amount &gt; 7500 AND monthly_income &lt; 8000</w:t>
             </w:r>
           </w:p>
         </w:tc>
@@ -684,12 +684,12 @@
         <w:pStyle w:val="Heading2"/>
       </w:pPr>
       <w:r>
-        <w:t>4.2 Salary Credit Consistency Requirement</w:t>
+        <w:t>4.2 Direct Deposit Consistency Requirement</w:t>
       </w:r>
     </w:p>
     <w:p>
       <w:r>
-        <w:t>The minimum acceptable salary credit consistency score over a trailing 6-month window shall be increased from 0.80 to 0.85. This metric measures the regularity and predictability of salary credits into the applicant's primary bank account. Applications where salary_credit_consistency_6m is below 0.85 will be rejected.</w:t>
+        <w:t>The minimum acceptable direct deposit consistency score over a trailing 6-month window shall be increased from 0.80 to 0.85. This metric measures the regularity and predictability of direct deposits into the applicant's primary bank account. Applications where salary_credit_consistency_6m is below 0.85 will be rejected.</w:t>
       </w:r>
     </w:p>
     <w:tbl>
@@ -1379,7 +1379,7 @@
               <w:rPr>
                 <w:sz w:val="20"/>
               </w:rPr>
-              <w:t>Account Aggregator Data Validation</w:t>
+              <w:t>Open Banking Aggregator Data Validation</w:t>
             </w:r>
           </w:p>
         </w:tc>
@@ -1592,7 +1592,7 @@
               <w:rPr>
                 <w:sz w:val="20"/>
               </w:rPr>
-              <w:t>Anita Kulkarni</w:t>
+              <w:t>Jennifer Martinez</w:t>
             </w:r>
           </w:p>
         </w:tc>
@@ -1645,7 +1645,7 @@
               <w:rPr>
                 <w:sz w:val="20"/>
               </w:rPr>
-              <w:t>Suresh Iyer</w:t>
+              <w:t>Robert Chen</w:t>
             </w:r>
           </w:p>
         </w:tc>
@@ -1700,7 +1700,7 @@
               <w:rPr>
                 <w:sz w:val="20"/>
               </w:rPr>
-              <w:t>Priya Sharma</w:t>
+              <w:t>Sarah Johnson</w:t>
             </w:r>
           </w:p>
         </w:tc>
